--- a/uml_diagrams.docx
+++ b/uml_diagrams.docx
@@ -13,7 +13,6 @@
           <w:color w:val="002060"/>
           <w:sz w:val="52"/>
           <w:szCs w:val="52"/>
-          <w:lang w:val="it-IT"/>
         </w:rPr>
       </w:pPr>
       <w:r>
@@ -24,7 +23,6 @@
           <w:color w:val="002060"/>
           <w:sz w:val="52"/>
           <w:szCs w:val="52"/>
-          <w:lang w:val="it-IT"/>
         </w:rPr>
         <w:t>UML Code used in general diagram</w:t>
       </w:r>
@@ -35,7 +33,6 @@
         <w:ind w:firstLine="0"/>
         <w:rPr>
           <w:rFonts w:ascii="Times New Roman" w:hAnsi="Times New Roman" w:cs="Times New Roman"/>
-          <w:lang w:val="it-IT"/>
         </w:rPr>
       </w:pPr>
     </w:p>
@@ -50,7 +47,6 @@
           <w:color w:val="002060"/>
           <w:sz w:val="36"/>
           <w:szCs w:val="36"/>
-          <w:lang w:val="it-IT"/>
         </w:rPr>
       </w:pPr>
       <w:r>
@@ -61,7 +57,6 @@
           <w:color w:val="002060"/>
           <w:sz w:val="36"/>
           <w:szCs w:val="36"/>
-          <w:lang w:val="it-IT"/>
         </w:rPr>
         <w:t>Initial design</w:t>
       </w:r>
@@ -72,7 +67,6 @@
         <w:ind w:firstLine="0"/>
         <w:rPr>
           <w:rFonts w:ascii="Times New Roman" w:hAnsi="Times New Roman" w:cs="Times New Roman"/>
-          <w:lang w:val="it-IT"/>
         </w:rPr>
       </w:pPr>
     </w:p>
@@ -1744,7 +1738,6 @@
           <w:color w:val="002060"/>
           <w:sz w:val="36"/>
           <w:szCs w:val="36"/>
-          <w:lang w:val="it-IT"/>
         </w:rPr>
       </w:pPr>
       <w:r>
@@ -1755,7 +1748,6 @@
           <w:color w:val="002060"/>
           <w:sz w:val="36"/>
           <w:szCs w:val="36"/>
-          <w:lang w:val="it-IT"/>
         </w:rPr>
         <w:t>Final design</w:t>
       </w:r>
@@ -1766,7 +1758,6 @@
         <w:ind w:firstLine="0"/>
         <w:rPr>
           <w:rFonts w:ascii="Times New Roman" w:hAnsi="Times New Roman" w:cs="Times New Roman"/>
-          <w:lang w:val="it-IT"/>
         </w:rPr>
       </w:pPr>
     </w:p>
@@ -3468,6 +3459,7 @@
         <w:t xml:space="preserve">    Scheduler --&gt; </w:t>
       </w:r>
       <w:proofErr w:type="spellStart"/>
+      <w:proofErr w:type="gramStart"/>
       <w:r>
         <w:rPr>
           <w:rFonts w:ascii="Times New Roman" w:hAnsi="Times New Roman" w:cs="Times New Roman"/>
@@ -3479,7 +3471,1262 @@
         <w:rPr>
           <w:rFonts w:ascii="Times New Roman" w:hAnsi="Times New Roman" w:cs="Times New Roman"/>
         </w:rPr>
-        <w:t xml:space="preserve"> : produces</w:t>
+        <w:t xml:space="preserve"> :</w:t>
+      </w:r>
+      <w:proofErr w:type="gramEnd"/>
+      <w:r>
+        <w:rPr>
+          <w:rFonts w:ascii="Times New Roman" w:hAnsi="Times New Roman" w:cs="Times New Roman"/>
+        </w:rPr>
+        <w:t xml:space="preserve"> produces</w:t>
+      </w:r>
+    </w:p>
+    <w:p>
+      <w:pPr>
+        <w:spacing w:after="0"/>
+        <w:ind w:firstLine="0"/>
+        <w:rPr>
+          <w:rFonts w:ascii="Times New Roman" w:hAnsi="Times New Roman" w:cs="Times New Roman"/>
+        </w:rPr>
+      </w:pPr>
+    </w:p>
+    <w:p>
+      <w:pPr>
+        <w:spacing w:after="0"/>
+        <w:ind w:firstLine="0"/>
+        <w:rPr>
+          <w:rFonts w:ascii="Times New Roman" w:hAnsi="Times New Roman" w:cs="Times New Roman"/>
+        </w:rPr>
+      </w:pPr>
+    </w:p>
+    <w:p>
+      <w:pPr>
+        <w:spacing w:after="0"/>
+        <w:ind w:firstLine="0"/>
+        <w:rPr>
+          <w:rFonts w:ascii="Times New Roman" w:hAnsi="Times New Roman" w:cs="Times New Roman"/>
+          <w:b/>
+          <w:bCs/>
+          <w:color w:val="002060"/>
+          <w:sz w:val="36"/>
+          <w:szCs w:val="36"/>
+        </w:rPr>
+      </w:pPr>
+      <w:r>
+        <w:rPr>
+          <w:rFonts w:ascii="Times New Roman" w:hAnsi="Times New Roman" w:cs="Times New Roman"/>
+          <w:b/>
+          <w:bCs/>
+          <w:color w:val="002060"/>
+          <w:sz w:val="36"/>
+          <w:szCs w:val="36"/>
+        </w:rPr>
+        <w:t>System Flow Diagram</w:t>
+      </w:r>
+    </w:p>
+    <w:p>
+      <w:pPr>
+        <w:spacing w:after="0"/>
+        <w:ind w:firstLine="0"/>
+        <w:rPr>
+          <w:rFonts w:ascii="Times New Roman" w:hAnsi="Times New Roman" w:cs="Times New Roman"/>
+        </w:rPr>
+      </w:pPr>
+      <w:r>
+        <w:rPr>
+          <w:rFonts w:ascii="Times New Roman" w:hAnsi="Times New Roman" w:cs="Times New Roman"/>
+        </w:rPr>
+        <w:t>flowchart TD</w:t>
+      </w:r>
+    </w:p>
+    <w:p>
+      <w:pPr>
+        <w:spacing w:after="0"/>
+        <w:ind w:firstLine="0"/>
+        <w:rPr>
+          <w:rFonts w:ascii="Times New Roman" w:hAnsi="Times New Roman" w:cs="Times New Roman"/>
+        </w:rPr>
+      </w:pPr>
+      <w:r>
+        <w:rPr>
+          <w:rFonts w:ascii="Times New Roman" w:hAnsi="Times New Roman" w:cs="Times New Roman"/>
+        </w:rPr>
+        <w:t xml:space="preserve">    </w:t>
+      </w:r>
+      <w:proofErr w:type="gramStart"/>
+      <w:r>
+        <w:rPr>
+          <w:rFonts w:ascii="Times New Roman" w:hAnsi="Times New Roman" w:cs="Times New Roman"/>
+        </w:rPr>
+        <w:t>A([</w:t>
+      </w:r>
+      <w:r>
+        <w:rPr>
+          <w:rFonts w:ascii="Segoe UI Emoji" w:hAnsi="Segoe UI Emoji" w:cs="Segoe UI Emoji"/>
+        </w:rPr>
+        <w:t>👤</w:t>
+      </w:r>
+      <w:r>
+        <w:rPr>
+          <w:rFonts w:ascii="Times New Roman" w:hAnsi="Times New Roman" w:cs="Times New Roman"/>
+        </w:rPr>
+        <w:t xml:space="preserve"> Pet</w:t>
+      </w:r>
+      <w:proofErr w:type="gramEnd"/>
+      <w:r>
+        <w:rPr>
+          <w:rFonts w:ascii="Times New Roman" w:hAnsi="Times New Roman" w:cs="Times New Roman"/>
+        </w:rPr>
+        <w:t xml:space="preserve"> Owner]) --&gt;|enters owner, pet &amp; task info| </w:t>
+      </w:r>
+      <w:proofErr w:type="gramStart"/>
+      <w:r>
+        <w:rPr>
+          <w:rFonts w:ascii="Times New Roman" w:hAnsi="Times New Roman" w:cs="Times New Roman"/>
+        </w:rPr>
+        <w:t>B[</w:t>
+      </w:r>
+      <w:proofErr w:type="spellStart"/>
+      <w:proofErr w:type="gramEnd"/>
+      <w:r>
+        <w:rPr>
+          <w:rFonts w:ascii="Times New Roman" w:hAnsi="Times New Roman" w:cs="Times New Roman"/>
+        </w:rPr>
+        <w:t>Streamlit</w:t>
+      </w:r>
+      <w:proofErr w:type="spellEnd"/>
+      <w:r>
+        <w:rPr>
+          <w:rFonts w:ascii="Times New Roman" w:hAnsi="Times New Roman" w:cs="Times New Roman"/>
+        </w:rPr>
+        <w:t xml:space="preserve"> UI\napp.py]</w:t>
+      </w:r>
+    </w:p>
+    <w:p>
+      <w:pPr>
+        <w:spacing w:after="0"/>
+        <w:ind w:firstLine="0"/>
+        <w:rPr>
+          <w:rFonts w:ascii="Times New Roman" w:hAnsi="Times New Roman" w:cs="Times New Roman"/>
+        </w:rPr>
+      </w:pPr>
+    </w:p>
+    <w:p>
+      <w:pPr>
+        <w:spacing w:after="0"/>
+        <w:ind w:firstLine="0"/>
+        <w:rPr>
+          <w:rFonts w:ascii="Times New Roman" w:hAnsi="Times New Roman" w:cs="Times New Roman"/>
+        </w:rPr>
+      </w:pPr>
+      <w:r>
+        <w:rPr>
+          <w:rFonts w:ascii="Times New Roman" w:hAnsi="Times New Roman" w:cs="Times New Roman"/>
+        </w:rPr>
+        <w:t xml:space="preserve">    B --&gt;|owner + pet + tasks| C[Scheduler\npawpal_system.py]</w:t>
+      </w:r>
+    </w:p>
+    <w:p>
+      <w:pPr>
+        <w:spacing w:after="0"/>
+        <w:ind w:firstLine="0"/>
+        <w:rPr>
+          <w:rFonts w:ascii="Times New Roman" w:hAnsi="Times New Roman" w:cs="Times New Roman"/>
+        </w:rPr>
+      </w:pPr>
+    </w:p>
+    <w:p>
+      <w:pPr>
+        <w:spacing w:after="0"/>
+        <w:ind w:firstLine="0"/>
+        <w:rPr>
+          <w:rFonts w:ascii="Times New Roman" w:hAnsi="Times New Roman" w:cs="Times New Roman"/>
+        </w:rPr>
+      </w:pPr>
+      <w:r>
+        <w:rPr>
+          <w:rFonts w:ascii="Times New Roman" w:hAnsi="Times New Roman" w:cs="Times New Roman"/>
+        </w:rPr>
+        <w:t xml:space="preserve">    C --&gt;|daily schedule| D{Conflict\</w:t>
+      </w:r>
+      <w:proofErr w:type="spellStart"/>
+      <w:r>
+        <w:rPr>
+          <w:rFonts w:ascii="Times New Roman" w:hAnsi="Times New Roman" w:cs="Times New Roman"/>
+        </w:rPr>
+        <w:t>nDetection</w:t>
+      </w:r>
+      <w:proofErr w:type="spellEnd"/>
+      <w:r>
+        <w:rPr>
+          <w:rFonts w:ascii="Times New Roman" w:hAnsi="Times New Roman" w:cs="Times New Roman"/>
+        </w:rPr>
+        <w:t>}</w:t>
+      </w:r>
+    </w:p>
+    <w:p>
+      <w:pPr>
+        <w:spacing w:after="0"/>
+        <w:ind w:firstLine="0"/>
+        <w:rPr>
+          <w:rFonts w:ascii="Times New Roman" w:hAnsi="Times New Roman" w:cs="Times New Roman"/>
+        </w:rPr>
+      </w:pPr>
+    </w:p>
+    <w:p>
+      <w:pPr>
+        <w:spacing w:after="0"/>
+        <w:ind w:firstLine="0"/>
+        <w:rPr>
+          <w:rFonts w:ascii="Times New Roman" w:hAnsi="Times New Roman" w:cs="Times New Roman"/>
+        </w:rPr>
+      </w:pPr>
+      <w:r>
+        <w:rPr>
+          <w:rFonts w:ascii="Times New Roman" w:hAnsi="Times New Roman" w:cs="Times New Roman"/>
+        </w:rPr>
+        <w:t xml:space="preserve">    D --&gt;|no conflicts| </w:t>
+      </w:r>
+      <w:proofErr w:type="gramStart"/>
+      <w:r>
+        <w:rPr>
+          <w:rFonts w:ascii="Times New Roman" w:hAnsi="Times New Roman" w:cs="Times New Roman"/>
+        </w:rPr>
+        <w:t>E[</w:t>
+      </w:r>
+      <w:proofErr w:type="gramEnd"/>
+      <w:r>
+        <w:rPr>
+          <w:rFonts w:ascii="Times New Roman" w:hAnsi="Times New Roman" w:cs="Times New Roman"/>
+        </w:rPr>
+        <w:t>RAG Retriever\nai_engine.py]</w:t>
+      </w:r>
+    </w:p>
+    <w:p>
+      <w:pPr>
+        <w:spacing w:after="0"/>
+        <w:ind w:firstLine="0"/>
+        <w:rPr>
+          <w:rFonts w:ascii="Times New Roman" w:hAnsi="Times New Roman" w:cs="Times New Roman"/>
+        </w:rPr>
+      </w:pPr>
+      <w:r>
+        <w:rPr>
+          <w:rFonts w:ascii="Times New Roman" w:hAnsi="Times New Roman" w:cs="Times New Roman"/>
+        </w:rPr>
+        <w:t xml:space="preserve">    D --&gt;|conflicts found| </w:t>
+      </w:r>
+      <w:proofErr w:type="gramStart"/>
+      <w:r>
+        <w:rPr>
+          <w:rFonts w:ascii="Times New Roman" w:hAnsi="Times New Roman" w:cs="Times New Roman"/>
+        </w:rPr>
+        <w:t>F[</w:t>
+      </w:r>
+      <w:proofErr w:type="gramEnd"/>
+      <w:r>
+        <w:rPr>
+          <w:rFonts w:ascii="Times New Roman" w:hAnsi="Times New Roman" w:cs="Times New Roman"/>
+        </w:rPr>
+        <w:t>Flag &amp; Log\</w:t>
+      </w:r>
+      <w:proofErr w:type="spellStart"/>
+      <w:r>
+        <w:rPr>
+          <w:rFonts w:ascii="Times New Roman" w:hAnsi="Times New Roman" w:cs="Times New Roman"/>
+        </w:rPr>
+        <w:t>nConflicts</w:t>
+      </w:r>
+      <w:proofErr w:type="spellEnd"/>
+      <w:r>
+        <w:rPr>
+          <w:rFonts w:ascii="Times New Roman" w:hAnsi="Times New Roman" w:cs="Times New Roman"/>
+        </w:rPr>
+        <w:t>]</w:t>
+      </w:r>
+    </w:p>
+    <w:p>
+      <w:pPr>
+        <w:spacing w:after="0"/>
+        <w:ind w:firstLine="0"/>
+        <w:rPr>
+          <w:rFonts w:ascii="Times New Roman" w:hAnsi="Times New Roman" w:cs="Times New Roman"/>
+        </w:rPr>
+      </w:pPr>
+      <w:r>
+        <w:rPr>
+          <w:rFonts w:ascii="Times New Roman" w:hAnsi="Times New Roman" w:cs="Times New Roman"/>
+        </w:rPr>
+        <w:t xml:space="preserve">    F --&gt;|conflict warning + schedule| E</w:t>
+      </w:r>
+    </w:p>
+    <w:p>
+      <w:pPr>
+        <w:spacing w:after="0"/>
+        <w:ind w:firstLine="0"/>
+        <w:rPr>
+          <w:rFonts w:ascii="Times New Roman" w:hAnsi="Times New Roman" w:cs="Times New Roman"/>
+        </w:rPr>
+      </w:pPr>
+    </w:p>
+    <w:p>
+      <w:pPr>
+        <w:spacing w:after="0"/>
+        <w:ind w:firstLine="0"/>
+        <w:rPr>
+          <w:rFonts w:ascii="Times New Roman" w:hAnsi="Times New Roman" w:cs="Times New Roman"/>
+        </w:rPr>
+      </w:pPr>
+      <w:r>
+        <w:rPr>
+          <w:rFonts w:ascii="Times New Roman" w:hAnsi="Times New Roman" w:cs="Times New Roman"/>
+        </w:rPr>
+        <w:t xml:space="preserve">    </w:t>
+      </w:r>
+      <w:proofErr w:type="gramStart"/>
+      <w:r>
+        <w:rPr>
+          <w:rFonts w:ascii="Times New Roman" w:hAnsi="Times New Roman" w:cs="Times New Roman"/>
+        </w:rPr>
+        <w:t>E -</w:t>
+      </w:r>
+      <w:proofErr w:type="gramEnd"/>
+      <w:r>
+        <w:rPr>
+          <w:rFonts w:ascii="Times New Roman" w:hAnsi="Times New Roman" w:cs="Times New Roman"/>
+        </w:rPr>
+        <w:t xml:space="preserve">-&gt;|reads matching file| </w:t>
+      </w:r>
+      <w:proofErr w:type="gramStart"/>
+      <w:r>
+        <w:rPr>
+          <w:rFonts w:ascii="Times New Roman" w:hAnsi="Times New Roman" w:cs="Times New Roman"/>
+        </w:rPr>
+        <w:t>G[</w:t>
+      </w:r>
+      <w:proofErr w:type="gramEnd"/>
+      <w:r>
+        <w:rPr>
+          <w:rFonts w:ascii="Times New Roman" w:hAnsi="Times New Roman" w:cs="Times New Roman"/>
+        </w:rPr>
+        <w:t>(Knowledge Base\</w:t>
+      </w:r>
+      <w:proofErr w:type="spellStart"/>
+      <w:r>
+        <w:rPr>
+          <w:rFonts w:ascii="Times New Roman" w:hAnsi="Times New Roman" w:cs="Times New Roman"/>
+        </w:rPr>
+        <w:t>nguidelines</w:t>
+      </w:r>
+      <w:proofErr w:type="spellEnd"/>
+      <w:r>
+        <w:rPr>
+          <w:rFonts w:ascii="Times New Roman" w:hAnsi="Times New Roman" w:cs="Times New Roman"/>
+        </w:rPr>
+        <w:t>/\ndog_care.md\ncat_care.md)]</w:t>
+      </w:r>
+    </w:p>
+    <w:p>
+      <w:pPr>
+        <w:spacing w:after="0"/>
+        <w:ind w:firstLine="0"/>
+        <w:rPr>
+          <w:rFonts w:ascii="Times New Roman" w:hAnsi="Times New Roman" w:cs="Times New Roman"/>
+        </w:rPr>
+      </w:pPr>
+      <w:r>
+        <w:rPr>
+          <w:rFonts w:ascii="Times New Roman" w:hAnsi="Times New Roman" w:cs="Times New Roman"/>
+        </w:rPr>
+        <w:t xml:space="preserve">    G --&gt;|retrieved guidelines| E</w:t>
+      </w:r>
+    </w:p>
+    <w:p>
+      <w:pPr>
+        <w:spacing w:after="0"/>
+        <w:ind w:firstLine="0"/>
+        <w:rPr>
+          <w:rFonts w:ascii="Times New Roman" w:hAnsi="Times New Roman" w:cs="Times New Roman"/>
+        </w:rPr>
+      </w:pPr>
+    </w:p>
+    <w:p>
+      <w:pPr>
+        <w:spacing w:after="0"/>
+        <w:ind w:firstLine="0"/>
+        <w:rPr>
+          <w:rFonts w:ascii="Times New Roman" w:hAnsi="Times New Roman" w:cs="Times New Roman"/>
+        </w:rPr>
+      </w:pPr>
+      <w:r>
+        <w:rPr>
+          <w:rFonts w:ascii="Times New Roman" w:hAnsi="Times New Roman" w:cs="Times New Roman"/>
+        </w:rPr>
+        <w:t xml:space="preserve">    E --&gt;|schedule + guidelines\n+ conflict warning| </w:t>
+      </w:r>
+      <w:proofErr w:type="gramStart"/>
+      <w:r>
+        <w:rPr>
+          <w:rFonts w:ascii="Times New Roman" w:hAnsi="Times New Roman" w:cs="Times New Roman"/>
+        </w:rPr>
+        <w:t>H[</w:t>
+      </w:r>
+      <w:proofErr w:type="gramEnd"/>
+      <w:r>
+        <w:rPr>
+          <w:rFonts w:ascii="Times New Roman" w:hAnsi="Times New Roman" w:cs="Times New Roman"/>
+        </w:rPr>
+        <w:t>Agentic Loop\</w:t>
+      </w:r>
+      <w:proofErr w:type="spellStart"/>
+      <w:r>
+        <w:rPr>
+          <w:rFonts w:ascii="Times New Roman" w:hAnsi="Times New Roman" w:cs="Times New Roman"/>
+        </w:rPr>
+        <w:t>nClaude</w:t>
+      </w:r>
+      <w:proofErr w:type="spellEnd"/>
+      <w:r>
+        <w:rPr>
+          <w:rFonts w:ascii="Times New Roman" w:hAnsi="Times New Roman" w:cs="Times New Roman"/>
+        </w:rPr>
+        <w:t xml:space="preserve"> API]</w:t>
+      </w:r>
+    </w:p>
+    <w:p>
+      <w:pPr>
+        <w:spacing w:after="0"/>
+        <w:ind w:firstLine="0"/>
+        <w:rPr>
+          <w:rFonts w:ascii="Times New Roman" w:hAnsi="Times New Roman" w:cs="Times New Roman"/>
+        </w:rPr>
+      </w:pPr>
+    </w:p>
+    <w:p>
+      <w:pPr>
+        <w:spacing w:after="0"/>
+        <w:ind w:firstLine="0"/>
+        <w:rPr>
+          <w:rFonts w:ascii="Times New Roman" w:hAnsi="Times New Roman" w:cs="Times New Roman"/>
+        </w:rPr>
+      </w:pPr>
+      <w:r>
+        <w:rPr>
+          <w:rFonts w:ascii="Times New Roman" w:hAnsi="Times New Roman" w:cs="Times New Roman"/>
+        </w:rPr>
+        <w:t xml:space="preserve">    H --&gt;|generates explanation\n+ confidence score| I{API\</w:t>
+      </w:r>
+      <w:proofErr w:type="spellStart"/>
+      <w:r>
+        <w:rPr>
+          <w:rFonts w:ascii="Times New Roman" w:hAnsi="Times New Roman" w:cs="Times New Roman"/>
+        </w:rPr>
+        <w:t>nAvailable</w:t>
+      </w:r>
+      <w:proofErr w:type="spellEnd"/>
+      <w:r>
+        <w:rPr>
+          <w:rFonts w:ascii="Times New Roman" w:hAnsi="Times New Roman" w:cs="Times New Roman"/>
+        </w:rPr>
+        <w:t>?}</w:t>
+      </w:r>
+    </w:p>
+    <w:p>
+      <w:pPr>
+        <w:spacing w:after="0"/>
+        <w:ind w:firstLine="0"/>
+        <w:rPr>
+          <w:rFonts w:ascii="Times New Roman" w:hAnsi="Times New Roman" w:cs="Times New Roman"/>
+        </w:rPr>
+      </w:pPr>
+      <w:r>
+        <w:rPr>
+          <w:rFonts w:ascii="Times New Roman" w:hAnsi="Times New Roman" w:cs="Times New Roman"/>
+        </w:rPr>
+        <w:t xml:space="preserve">    I --&gt;|yes| </w:t>
+      </w:r>
+      <w:proofErr w:type="gramStart"/>
+      <w:r>
+        <w:rPr>
+          <w:rFonts w:ascii="Times New Roman" w:hAnsi="Times New Roman" w:cs="Times New Roman"/>
+        </w:rPr>
+        <w:t>J[</w:t>
+      </w:r>
+      <w:proofErr w:type="gramEnd"/>
+      <w:r>
+        <w:rPr>
+          <w:rFonts w:ascii="Times New Roman" w:hAnsi="Times New Roman" w:cs="Times New Roman"/>
+        </w:rPr>
+        <w:t>Real AI Response\</w:t>
+      </w:r>
+      <w:proofErr w:type="spellStart"/>
+      <w:r>
+        <w:rPr>
+          <w:rFonts w:ascii="Times New Roman" w:hAnsi="Times New Roman" w:cs="Times New Roman"/>
+        </w:rPr>
+        <w:t>nClaude</w:t>
+      </w:r>
+      <w:proofErr w:type="spellEnd"/>
+      <w:r>
+        <w:rPr>
+          <w:rFonts w:ascii="Times New Roman" w:hAnsi="Times New Roman" w:cs="Times New Roman"/>
+        </w:rPr>
+        <w:t xml:space="preserve"> Sonnet]</w:t>
+      </w:r>
+    </w:p>
+    <w:p>
+      <w:pPr>
+        <w:spacing w:after="0"/>
+        <w:ind w:firstLine="0"/>
+        <w:rPr>
+          <w:rFonts w:ascii="Times New Roman" w:hAnsi="Times New Roman" w:cs="Times New Roman"/>
+        </w:rPr>
+      </w:pPr>
+      <w:r>
+        <w:rPr>
+          <w:rFonts w:ascii="Times New Roman" w:hAnsi="Times New Roman" w:cs="Times New Roman"/>
+        </w:rPr>
+        <w:t xml:space="preserve">    I --&gt;|no / error| </w:t>
+      </w:r>
+      <w:proofErr w:type="gramStart"/>
+      <w:r>
+        <w:rPr>
+          <w:rFonts w:ascii="Times New Roman" w:hAnsi="Times New Roman" w:cs="Times New Roman"/>
+        </w:rPr>
+        <w:t>K[</w:t>
+      </w:r>
+      <w:proofErr w:type="gramEnd"/>
+      <w:r>
+        <w:rPr>
+          <w:rFonts w:ascii="Times New Roman" w:hAnsi="Times New Roman" w:cs="Times New Roman"/>
+        </w:rPr>
+        <w:t>Mock Response\</w:t>
+      </w:r>
+      <w:proofErr w:type="spellStart"/>
+      <w:r>
+        <w:rPr>
+          <w:rFonts w:ascii="Times New Roman" w:hAnsi="Times New Roman" w:cs="Times New Roman"/>
+        </w:rPr>
+        <w:t>nFallback</w:t>
+      </w:r>
+      <w:proofErr w:type="spellEnd"/>
+      <w:r>
+        <w:rPr>
+          <w:rFonts w:ascii="Times New Roman" w:hAnsi="Times New Roman" w:cs="Times New Roman"/>
+        </w:rPr>
+        <w:t>]</w:t>
+      </w:r>
+    </w:p>
+    <w:p>
+      <w:pPr>
+        <w:spacing w:after="0"/>
+        <w:ind w:firstLine="0"/>
+        <w:rPr>
+          <w:rFonts w:ascii="Times New Roman" w:hAnsi="Times New Roman" w:cs="Times New Roman"/>
+        </w:rPr>
+      </w:pPr>
+    </w:p>
+    <w:p>
+      <w:pPr>
+        <w:spacing w:after="0"/>
+        <w:ind w:firstLine="0"/>
+        <w:rPr>
+          <w:rFonts w:ascii="Times New Roman" w:hAnsi="Times New Roman" w:cs="Times New Roman"/>
+        </w:rPr>
+      </w:pPr>
+      <w:r>
+        <w:rPr>
+          <w:rFonts w:ascii="Times New Roman" w:hAnsi="Times New Roman" w:cs="Times New Roman"/>
+        </w:rPr>
+        <w:t xml:space="preserve">    J --&gt; </w:t>
+      </w:r>
+      <w:proofErr w:type="gramStart"/>
+      <w:r>
+        <w:rPr>
+          <w:rFonts w:ascii="Times New Roman" w:hAnsi="Times New Roman" w:cs="Times New Roman"/>
+        </w:rPr>
+        <w:t>L[</w:t>
+      </w:r>
+      <w:proofErr w:type="gramEnd"/>
+      <w:r>
+        <w:rPr>
+          <w:rFonts w:ascii="Times New Roman" w:hAnsi="Times New Roman" w:cs="Times New Roman"/>
+        </w:rPr>
+        <w:t>Guardrails &amp;\</w:t>
+      </w:r>
+      <w:proofErr w:type="spellStart"/>
+      <w:r>
+        <w:rPr>
+          <w:rFonts w:ascii="Times New Roman" w:hAnsi="Times New Roman" w:cs="Times New Roman"/>
+        </w:rPr>
+        <w:t>nValidation</w:t>
+      </w:r>
+      <w:proofErr w:type="spellEnd"/>
+      <w:r>
+        <w:rPr>
+          <w:rFonts w:ascii="Times New Roman" w:hAnsi="Times New Roman" w:cs="Times New Roman"/>
+        </w:rPr>
+        <w:t>]</w:t>
+      </w:r>
+    </w:p>
+    <w:p>
+      <w:pPr>
+        <w:spacing w:after="0"/>
+        <w:ind w:firstLine="0"/>
+        <w:rPr>
+          <w:rFonts w:ascii="Times New Roman" w:hAnsi="Times New Roman" w:cs="Times New Roman"/>
+        </w:rPr>
+      </w:pPr>
+      <w:r>
+        <w:rPr>
+          <w:rFonts w:ascii="Times New Roman" w:hAnsi="Times New Roman" w:cs="Times New Roman"/>
+        </w:rPr>
+        <w:t xml:space="preserve">    K --&gt; L</w:t>
+      </w:r>
+    </w:p>
+    <w:p>
+      <w:pPr>
+        <w:spacing w:after="0"/>
+        <w:ind w:firstLine="0"/>
+        <w:rPr>
+          <w:rFonts w:ascii="Times New Roman" w:hAnsi="Times New Roman" w:cs="Times New Roman"/>
+        </w:rPr>
+      </w:pPr>
+    </w:p>
+    <w:p>
+      <w:pPr>
+        <w:spacing w:after="0"/>
+        <w:ind w:firstLine="0"/>
+        <w:rPr>
+          <w:rFonts w:ascii="Times New Roman" w:hAnsi="Times New Roman" w:cs="Times New Roman"/>
+        </w:rPr>
+      </w:pPr>
+      <w:r>
+        <w:rPr>
+          <w:rFonts w:ascii="Times New Roman" w:hAnsi="Times New Roman" w:cs="Times New Roman"/>
+        </w:rPr>
+        <w:t xml:space="preserve">    L --&gt;|safety warnings| </w:t>
+      </w:r>
+      <w:proofErr w:type="gramStart"/>
+      <w:r>
+        <w:rPr>
+          <w:rFonts w:ascii="Times New Roman" w:hAnsi="Times New Roman" w:cs="Times New Roman"/>
+        </w:rPr>
+        <w:t>M[</w:t>
+      </w:r>
+      <w:proofErr w:type="gramEnd"/>
+      <w:r>
+        <w:rPr>
+          <w:rFonts w:ascii="Times New Roman" w:hAnsi="Times New Roman" w:cs="Times New Roman"/>
+        </w:rPr>
+        <w:t>Decision Logger\</w:t>
+      </w:r>
+      <w:proofErr w:type="spellStart"/>
+      <w:r>
+        <w:rPr>
+          <w:rFonts w:ascii="Times New Roman" w:hAnsi="Times New Roman" w:cs="Times New Roman"/>
+        </w:rPr>
+        <w:t>nlogs</w:t>
+      </w:r>
+      <w:proofErr w:type="spellEnd"/>
+      <w:r>
+        <w:rPr>
+          <w:rFonts w:ascii="Times New Roman" w:hAnsi="Times New Roman" w:cs="Times New Roman"/>
+        </w:rPr>
+        <w:t>/</w:t>
+      </w:r>
+      <w:proofErr w:type="spellStart"/>
+      <w:r>
+        <w:rPr>
+          <w:rFonts w:ascii="Times New Roman" w:hAnsi="Times New Roman" w:cs="Times New Roman"/>
+        </w:rPr>
+        <w:t>scheduler_log.json</w:t>
+      </w:r>
+      <w:proofErr w:type="spellEnd"/>
+      <w:r>
+        <w:rPr>
+          <w:rFonts w:ascii="Times New Roman" w:hAnsi="Times New Roman" w:cs="Times New Roman"/>
+        </w:rPr>
+        <w:t>\</w:t>
+      </w:r>
+      <w:proofErr w:type="spellStart"/>
+      <w:r>
+        <w:rPr>
+          <w:rFonts w:ascii="Times New Roman" w:hAnsi="Times New Roman" w:cs="Times New Roman"/>
+        </w:rPr>
+        <w:t>nlogs</w:t>
+      </w:r>
+      <w:proofErr w:type="spellEnd"/>
+      <w:r>
+        <w:rPr>
+          <w:rFonts w:ascii="Times New Roman" w:hAnsi="Times New Roman" w:cs="Times New Roman"/>
+        </w:rPr>
+        <w:t>/pawpal.log]</w:t>
+      </w:r>
+    </w:p>
+    <w:p>
+      <w:pPr>
+        <w:spacing w:after="0"/>
+        <w:ind w:firstLine="0"/>
+        <w:rPr>
+          <w:rFonts w:ascii="Times New Roman" w:hAnsi="Times New Roman" w:cs="Times New Roman"/>
+        </w:rPr>
+      </w:pPr>
+      <w:r>
+        <w:rPr>
+          <w:rFonts w:ascii="Times New Roman" w:hAnsi="Times New Roman" w:cs="Times New Roman"/>
+        </w:rPr>
+        <w:t xml:space="preserve">    L --&gt;|validated response| B</w:t>
+      </w:r>
+    </w:p>
+    <w:p>
+      <w:pPr>
+        <w:spacing w:after="0"/>
+        <w:ind w:firstLine="0"/>
+        <w:rPr>
+          <w:rFonts w:ascii="Times New Roman" w:hAnsi="Times New Roman" w:cs="Times New Roman"/>
+        </w:rPr>
+      </w:pPr>
+    </w:p>
+    <w:p>
+      <w:pPr>
+        <w:spacing w:after="0"/>
+        <w:ind w:firstLine="0"/>
+        <w:rPr>
+          <w:rFonts w:ascii="Times New Roman" w:hAnsi="Times New Roman" w:cs="Times New Roman"/>
+        </w:rPr>
+      </w:pPr>
+      <w:r>
+        <w:rPr>
+          <w:rFonts w:ascii="Times New Roman" w:hAnsi="Times New Roman" w:cs="Times New Roman"/>
+        </w:rPr>
+        <w:t xml:space="preserve">    B --&gt;|displays schedule\</w:t>
+      </w:r>
+      <w:proofErr w:type="spellStart"/>
+      <w:r>
+        <w:rPr>
+          <w:rFonts w:ascii="Times New Roman" w:hAnsi="Times New Roman" w:cs="Times New Roman"/>
+        </w:rPr>
+        <w:t>nAI</w:t>
+      </w:r>
+      <w:proofErr w:type="spellEnd"/>
+      <w:r>
+        <w:rPr>
+          <w:rFonts w:ascii="Times New Roman" w:hAnsi="Times New Roman" w:cs="Times New Roman"/>
+        </w:rPr>
+        <w:t xml:space="preserve"> explanation\</w:t>
+      </w:r>
+      <w:proofErr w:type="spellStart"/>
+      <w:r>
+        <w:rPr>
+          <w:rFonts w:ascii="Times New Roman" w:hAnsi="Times New Roman" w:cs="Times New Roman"/>
+        </w:rPr>
+        <w:t>nconfidence</w:t>
+      </w:r>
+      <w:proofErr w:type="spellEnd"/>
+      <w:r>
+        <w:rPr>
+          <w:rFonts w:ascii="Times New Roman" w:hAnsi="Times New Roman" w:cs="Times New Roman"/>
+        </w:rPr>
+        <w:t xml:space="preserve"> score| A</w:t>
+      </w:r>
+    </w:p>
+    <w:p>
+      <w:pPr>
+        <w:spacing w:after="0"/>
+        <w:ind w:firstLine="0"/>
+        <w:rPr>
+          <w:rFonts w:ascii="Times New Roman" w:hAnsi="Times New Roman" w:cs="Times New Roman"/>
+        </w:rPr>
+      </w:pPr>
+    </w:p>
+    <w:p>
+      <w:pPr>
+        <w:spacing w:after="0"/>
+        <w:ind w:firstLine="0"/>
+        <w:rPr>
+          <w:rFonts w:ascii="Times New Roman" w:hAnsi="Times New Roman" w:cs="Times New Roman"/>
+        </w:rPr>
+      </w:pPr>
+      <w:r>
+        <w:rPr>
+          <w:rFonts w:ascii="Times New Roman" w:hAnsi="Times New Roman" w:cs="Times New Roman"/>
+        </w:rPr>
+        <w:t xml:space="preserve">    </w:t>
+      </w:r>
+      <w:proofErr w:type="gramStart"/>
+      <w:r>
+        <w:rPr>
+          <w:rFonts w:ascii="Times New Roman" w:hAnsi="Times New Roman" w:cs="Times New Roman"/>
+        </w:rPr>
+        <w:t>N([</w:t>
+      </w:r>
+      <w:r>
+        <w:rPr>
+          <w:rFonts w:ascii="Segoe UI Emoji" w:hAnsi="Segoe UI Emoji" w:cs="Segoe UI Emoji"/>
+        </w:rPr>
+        <w:t>🧪</w:t>
+      </w:r>
+      <w:r>
+        <w:rPr>
+          <w:rFonts w:ascii="Times New Roman" w:hAnsi="Times New Roman" w:cs="Times New Roman"/>
+        </w:rPr>
+        <w:t xml:space="preserve"> Testing</w:t>
+      </w:r>
+      <w:proofErr w:type="gramEnd"/>
+      <w:r>
+        <w:rPr>
+          <w:rFonts w:ascii="Times New Roman" w:hAnsi="Times New Roman" w:cs="Times New Roman"/>
+        </w:rPr>
+        <w:t>\</w:t>
+      </w:r>
+      <w:proofErr w:type="spellStart"/>
+      <w:r>
+        <w:rPr>
+          <w:rFonts w:ascii="Times New Roman" w:hAnsi="Times New Roman" w:cs="Times New Roman"/>
+        </w:rPr>
+        <w:t>npytest</w:t>
+      </w:r>
+      <w:proofErr w:type="spellEnd"/>
+      <w:r>
+        <w:rPr>
+          <w:rFonts w:ascii="Times New Roman" w:hAnsi="Times New Roman" w:cs="Times New Roman"/>
+        </w:rPr>
+        <w:t>]) --&gt;|verifies scheduling\</w:t>
+      </w:r>
+      <w:proofErr w:type="spellStart"/>
+      <w:r>
+        <w:rPr>
+          <w:rFonts w:ascii="Times New Roman" w:hAnsi="Times New Roman" w:cs="Times New Roman"/>
+        </w:rPr>
+        <w:t>nbehaviors</w:t>
+      </w:r>
+      <w:proofErr w:type="spellEnd"/>
+      <w:r>
+        <w:rPr>
+          <w:rFonts w:ascii="Times New Roman" w:hAnsi="Times New Roman" w:cs="Times New Roman"/>
+        </w:rPr>
+        <w:t>| C</w:t>
+      </w:r>
+    </w:p>
+    <w:p>
+      <w:pPr>
+        <w:spacing w:after="0"/>
+        <w:ind w:firstLine="0"/>
+        <w:rPr>
+          <w:rFonts w:ascii="Times New Roman" w:hAnsi="Times New Roman" w:cs="Times New Roman"/>
+        </w:rPr>
+      </w:pPr>
+      <w:r>
+        <w:rPr>
+          <w:rFonts w:ascii="Times New Roman" w:hAnsi="Times New Roman" w:cs="Times New Roman"/>
+        </w:rPr>
+        <w:t xml:space="preserve">    N --&gt;|verifies AI\</w:t>
+      </w:r>
+      <w:proofErr w:type="spellStart"/>
+      <w:r>
+        <w:rPr>
+          <w:rFonts w:ascii="Times New Roman" w:hAnsi="Times New Roman" w:cs="Times New Roman"/>
+        </w:rPr>
+        <w:t>nguardrails</w:t>
+      </w:r>
+      <w:proofErr w:type="spellEnd"/>
+      <w:r>
+        <w:rPr>
+          <w:rFonts w:ascii="Times New Roman" w:hAnsi="Times New Roman" w:cs="Times New Roman"/>
+        </w:rPr>
+        <w:t>| L</w:t>
+      </w:r>
+    </w:p>
+    <w:p>
+      <w:pPr>
+        <w:spacing w:after="0"/>
+        <w:ind w:firstLine="0"/>
+        <w:rPr>
+          <w:rFonts w:ascii="Times New Roman" w:hAnsi="Times New Roman" w:cs="Times New Roman"/>
+        </w:rPr>
+      </w:pPr>
+    </w:p>
+    <w:p>
+      <w:pPr>
+        <w:spacing w:after="0"/>
+        <w:ind w:firstLine="0"/>
+        <w:rPr>
+          <w:rFonts w:ascii="Times New Roman" w:hAnsi="Times New Roman" w:cs="Times New Roman"/>
+        </w:rPr>
+      </w:pPr>
+      <w:r>
+        <w:rPr>
+          <w:rFonts w:ascii="Times New Roman" w:hAnsi="Times New Roman" w:cs="Times New Roman"/>
+        </w:rPr>
+        <w:t xml:space="preserve">    style A </w:t>
+      </w:r>
+      <w:proofErr w:type="gramStart"/>
+      <w:r>
+        <w:rPr>
+          <w:rFonts w:ascii="Times New Roman" w:hAnsi="Times New Roman" w:cs="Times New Roman"/>
+        </w:rPr>
+        <w:t>fill:#</w:t>
+      </w:r>
+      <w:proofErr w:type="gramEnd"/>
+      <w:r>
+        <w:rPr>
+          <w:rFonts w:ascii="Times New Roman" w:hAnsi="Times New Roman" w:cs="Times New Roman"/>
+        </w:rPr>
+        <w:t>E1F5</w:t>
+      </w:r>
+      <w:proofErr w:type="gramStart"/>
+      <w:r>
+        <w:rPr>
+          <w:rFonts w:ascii="Times New Roman" w:hAnsi="Times New Roman" w:cs="Times New Roman"/>
+        </w:rPr>
+        <w:t>EE,stroke</w:t>
+      </w:r>
+      <w:proofErr w:type="gramEnd"/>
+      <w:r>
+        <w:rPr>
+          <w:rFonts w:ascii="Times New Roman" w:hAnsi="Times New Roman" w:cs="Times New Roman"/>
+        </w:rPr>
+        <w:t>:#0F6E</w:t>
+      </w:r>
+      <w:proofErr w:type="gramStart"/>
+      <w:r>
+        <w:rPr>
+          <w:rFonts w:ascii="Times New Roman" w:hAnsi="Times New Roman" w:cs="Times New Roman"/>
+        </w:rPr>
+        <w:t>56,color</w:t>
+      </w:r>
+      <w:proofErr w:type="gramEnd"/>
+      <w:r>
+        <w:rPr>
+          <w:rFonts w:ascii="Times New Roman" w:hAnsi="Times New Roman" w:cs="Times New Roman"/>
+        </w:rPr>
+        <w:t>:#085041</w:t>
+      </w:r>
+    </w:p>
+    <w:p>
+      <w:pPr>
+        <w:spacing w:after="0"/>
+        <w:ind w:firstLine="0"/>
+        <w:rPr>
+          <w:rFonts w:ascii="Times New Roman" w:hAnsi="Times New Roman" w:cs="Times New Roman"/>
+        </w:rPr>
+      </w:pPr>
+      <w:r>
+        <w:rPr>
+          <w:rFonts w:ascii="Times New Roman" w:hAnsi="Times New Roman" w:cs="Times New Roman"/>
+        </w:rPr>
+        <w:t xml:space="preserve">    style N </w:t>
+      </w:r>
+      <w:proofErr w:type="gramStart"/>
+      <w:r>
+        <w:rPr>
+          <w:rFonts w:ascii="Times New Roman" w:hAnsi="Times New Roman" w:cs="Times New Roman"/>
+        </w:rPr>
+        <w:t>fill:#</w:t>
+      </w:r>
+      <w:proofErr w:type="gramEnd"/>
+      <w:r>
+        <w:rPr>
+          <w:rFonts w:ascii="Times New Roman" w:hAnsi="Times New Roman" w:cs="Times New Roman"/>
+        </w:rPr>
+        <w:t>E6F1</w:t>
+      </w:r>
+      <w:proofErr w:type="gramStart"/>
+      <w:r>
+        <w:rPr>
+          <w:rFonts w:ascii="Times New Roman" w:hAnsi="Times New Roman" w:cs="Times New Roman"/>
+        </w:rPr>
+        <w:t>FB,stroke</w:t>
+      </w:r>
+      <w:proofErr w:type="gramEnd"/>
+      <w:r>
+        <w:rPr>
+          <w:rFonts w:ascii="Times New Roman" w:hAnsi="Times New Roman" w:cs="Times New Roman"/>
+        </w:rPr>
+        <w:t>:#185FA</w:t>
+      </w:r>
+      <w:proofErr w:type="gramStart"/>
+      <w:r>
+        <w:rPr>
+          <w:rFonts w:ascii="Times New Roman" w:hAnsi="Times New Roman" w:cs="Times New Roman"/>
+        </w:rPr>
+        <w:t>5,color</w:t>
+      </w:r>
+      <w:proofErr w:type="gramEnd"/>
+      <w:r>
+        <w:rPr>
+          <w:rFonts w:ascii="Times New Roman" w:hAnsi="Times New Roman" w:cs="Times New Roman"/>
+        </w:rPr>
+        <w:t>:#0C447C</w:t>
+      </w:r>
+    </w:p>
+    <w:p>
+      <w:pPr>
+        <w:spacing w:after="0"/>
+        <w:ind w:firstLine="0"/>
+        <w:rPr>
+          <w:rFonts w:ascii="Times New Roman" w:hAnsi="Times New Roman" w:cs="Times New Roman"/>
+        </w:rPr>
+      </w:pPr>
+      <w:r>
+        <w:rPr>
+          <w:rFonts w:ascii="Times New Roman" w:hAnsi="Times New Roman" w:cs="Times New Roman"/>
+        </w:rPr>
+        <w:lastRenderedPageBreak/>
+        <w:t xml:space="preserve">    style G </w:t>
+      </w:r>
+      <w:proofErr w:type="gramStart"/>
+      <w:r>
+        <w:rPr>
+          <w:rFonts w:ascii="Times New Roman" w:hAnsi="Times New Roman" w:cs="Times New Roman"/>
+        </w:rPr>
+        <w:t>fill:#</w:t>
+      </w:r>
+      <w:proofErr w:type="spellStart"/>
+      <w:r>
+        <w:rPr>
+          <w:rFonts w:ascii="Times New Roman" w:hAnsi="Times New Roman" w:cs="Times New Roman"/>
+        </w:rPr>
+        <w:t>FAEEDA,stroke</w:t>
+      </w:r>
+      <w:proofErr w:type="spellEnd"/>
+      <w:proofErr w:type="gramEnd"/>
+      <w:r>
+        <w:rPr>
+          <w:rFonts w:ascii="Times New Roman" w:hAnsi="Times New Roman" w:cs="Times New Roman"/>
+        </w:rPr>
+        <w:t>:#BA</w:t>
+      </w:r>
+      <w:proofErr w:type="gramStart"/>
+      <w:r>
+        <w:rPr>
+          <w:rFonts w:ascii="Times New Roman" w:hAnsi="Times New Roman" w:cs="Times New Roman"/>
+        </w:rPr>
+        <w:t>7517,color</w:t>
+      </w:r>
+      <w:proofErr w:type="gramEnd"/>
+      <w:r>
+        <w:rPr>
+          <w:rFonts w:ascii="Times New Roman" w:hAnsi="Times New Roman" w:cs="Times New Roman"/>
+        </w:rPr>
+        <w:t>:#633806</w:t>
+      </w:r>
+    </w:p>
+    <w:p>
+      <w:pPr>
+        <w:spacing w:after="0"/>
+        <w:ind w:firstLine="0"/>
+        <w:rPr>
+          <w:rFonts w:ascii="Times New Roman" w:hAnsi="Times New Roman" w:cs="Times New Roman"/>
+        </w:rPr>
+      </w:pPr>
+      <w:r>
+        <w:rPr>
+          <w:rFonts w:ascii="Times New Roman" w:hAnsi="Times New Roman" w:cs="Times New Roman"/>
+        </w:rPr>
+        <w:t xml:space="preserve">    style H </w:t>
+      </w:r>
+      <w:proofErr w:type="gramStart"/>
+      <w:r>
+        <w:rPr>
+          <w:rFonts w:ascii="Times New Roman" w:hAnsi="Times New Roman" w:cs="Times New Roman"/>
+        </w:rPr>
+        <w:t>fill:#</w:t>
+      </w:r>
+      <w:proofErr w:type="spellStart"/>
+      <w:r>
+        <w:rPr>
+          <w:rFonts w:ascii="Times New Roman" w:hAnsi="Times New Roman" w:cs="Times New Roman"/>
+        </w:rPr>
+        <w:t>EEEDFE,stroke</w:t>
+      </w:r>
+      <w:proofErr w:type="spellEnd"/>
+      <w:proofErr w:type="gramEnd"/>
+      <w:r>
+        <w:rPr>
+          <w:rFonts w:ascii="Times New Roman" w:hAnsi="Times New Roman" w:cs="Times New Roman"/>
+        </w:rPr>
+        <w:t>:#534AB</w:t>
+      </w:r>
+      <w:proofErr w:type="gramStart"/>
+      <w:r>
+        <w:rPr>
+          <w:rFonts w:ascii="Times New Roman" w:hAnsi="Times New Roman" w:cs="Times New Roman"/>
+        </w:rPr>
+        <w:t>7,color</w:t>
+      </w:r>
+      <w:proofErr w:type="gramEnd"/>
+      <w:r>
+        <w:rPr>
+          <w:rFonts w:ascii="Times New Roman" w:hAnsi="Times New Roman" w:cs="Times New Roman"/>
+        </w:rPr>
+        <w:t>:#3C3489</w:t>
+      </w:r>
+    </w:p>
+    <w:p>
+      <w:pPr>
+        <w:spacing w:after="0"/>
+        <w:ind w:firstLine="0"/>
+        <w:rPr>
+          <w:rFonts w:ascii="Times New Roman" w:hAnsi="Times New Roman" w:cs="Times New Roman"/>
+        </w:rPr>
+      </w:pPr>
+      <w:r>
+        <w:rPr>
+          <w:rFonts w:ascii="Times New Roman" w:hAnsi="Times New Roman" w:cs="Times New Roman"/>
+        </w:rPr>
+        <w:t xml:space="preserve">    style J </w:t>
+      </w:r>
+      <w:proofErr w:type="gramStart"/>
+      <w:r>
+        <w:rPr>
+          <w:rFonts w:ascii="Times New Roman" w:hAnsi="Times New Roman" w:cs="Times New Roman"/>
+        </w:rPr>
+        <w:t>fill:#</w:t>
+      </w:r>
+      <w:proofErr w:type="spellStart"/>
+      <w:r>
+        <w:rPr>
+          <w:rFonts w:ascii="Times New Roman" w:hAnsi="Times New Roman" w:cs="Times New Roman"/>
+        </w:rPr>
+        <w:t>EEEDFE,stroke</w:t>
+      </w:r>
+      <w:proofErr w:type="spellEnd"/>
+      <w:proofErr w:type="gramEnd"/>
+      <w:r>
+        <w:rPr>
+          <w:rFonts w:ascii="Times New Roman" w:hAnsi="Times New Roman" w:cs="Times New Roman"/>
+        </w:rPr>
+        <w:t>:#534AB</w:t>
+      </w:r>
+      <w:proofErr w:type="gramStart"/>
+      <w:r>
+        <w:rPr>
+          <w:rFonts w:ascii="Times New Roman" w:hAnsi="Times New Roman" w:cs="Times New Roman"/>
+        </w:rPr>
+        <w:t>7,color</w:t>
+      </w:r>
+      <w:proofErr w:type="gramEnd"/>
+      <w:r>
+        <w:rPr>
+          <w:rFonts w:ascii="Times New Roman" w:hAnsi="Times New Roman" w:cs="Times New Roman"/>
+        </w:rPr>
+        <w:t>:#3C3489</w:t>
+      </w:r>
+    </w:p>
+    <w:p>
+      <w:pPr>
+        <w:spacing w:after="0"/>
+        <w:ind w:firstLine="0"/>
+        <w:rPr>
+          <w:rFonts w:ascii="Times New Roman" w:hAnsi="Times New Roman" w:cs="Times New Roman"/>
+        </w:rPr>
+      </w:pPr>
+      <w:r>
+        <w:rPr>
+          <w:rFonts w:ascii="Times New Roman" w:hAnsi="Times New Roman" w:cs="Times New Roman"/>
+        </w:rPr>
+        <w:t xml:space="preserve">    style K </w:t>
+      </w:r>
+      <w:proofErr w:type="gramStart"/>
+      <w:r>
+        <w:rPr>
+          <w:rFonts w:ascii="Times New Roman" w:hAnsi="Times New Roman" w:cs="Times New Roman"/>
+        </w:rPr>
+        <w:t>fill:#</w:t>
+      </w:r>
+      <w:proofErr w:type="gramEnd"/>
+      <w:r>
+        <w:rPr>
+          <w:rFonts w:ascii="Times New Roman" w:hAnsi="Times New Roman" w:cs="Times New Roman"/>
+        </w:rPr>
+        <w:t>F1EFE</w:t>
+      </w:r>
+      <w:proofErr w:type="gramStart"/>
+      <w:r>
+        <w:rPr>
+          <w:rFonts w:ascii="Times New Roman" w:hAnsi="Times New Roman" w:cs="Times New Roman"/>
+        </w:rPr>
+        <w:t>8,stroke</w:t>
+      </w:r>
+      <w:proofErr w:type="gramEnd"/>
+      <w:r>
+        <w:rPr>
+          <w:rFonts w:ascii="Times New Roman" w:hAnsi="Times New Roman" w:cs="Times New Roman"/>
+        </w:rPr>
+        <w:t>:#5F5E5</w:t>
+      </w:r>
+      <w:proofErr w:type="gramStart"/>
+      <w:r>
+        <w:rPr>
+          <w:rFonts w:ascii="Times New Roman" w:hAnsi="Times New Roman" w:cs="Times New Roman"/>
+        </w:rPr>
+        <w:t>A,color</w:t>
+      </w:r>
+      <w:proofErr w:type="gramEnd"/>
+      <w:r>
+        <w:rPr>
+          <w:rFonts w:ascii="Times New Roman" w:hAnsi="Times New Roman" w:cs="Times New Roman"/>
+        </w:rPr>
+        <w:t>:#444441</w:t>
+      </w:r>
+    </w:p>
+    <w:p>
+      <w:pPr>
+        <w:spacing w:after="0"/>
+        <w:ind w:firstLine="0"/>
+        <w:rPr>
+          <w:rFonts w:ascii="Times New Roman" w:hAnsi="Times New Roman" w:cs="Times New Roman"/>
+        </w:rPr>
+      </w:pPr>
+      <w:r>
+        <w:rPr>
+          <w:rFonts w:ascii="Times New Roman" w:hAnsi="Times New Roman" w:cs="Times New Roman"/>
+        </w:rPr>
+        <w:t xml:space="preserve">    style M </w:t>
+      </w:r>
+      <w:proofErr w:type="gramStart"/>
+      <w:r>
+        <w:rPr>
+          <w:rFonts w:ascii="Times New Roman" w:hAnsi="Times New Roman" w:cs="Times New Roman"/>
+        </w:rPr>
+        <w:t>fill:#</w:t>
+      </w:r>
+      <w:proofErr w:type="gramEnd"/>
+      <w:r>
+        <w:rPr>
+          <w:rFonts w:ascii="Times New Roman" w:hAnsi="Times New Roman" w:cs="Times New Roman"/>
+        </w:rPr>
+        <w:t>FAECE</w:t>
+      </w:r>
+      <w:proofErr w:type="gramStart"/>
+      <w:r>
+        <w:rPr>
+          <w:rFonts w:ascii="Times New Roman" w:hAnsi="Times New Roman" w:cs="Times New Roman"/>
+        </w:rPr>
+        <w:t>7,stroke</w:t>
+      </w:r>
+      <w:proofErr w:type="gramEnd"/>
+      <w:r>
+        <w:rPr>
+          <w:rFonts w:ascii="Times New Roman" w:hAnsi="Times New Roman" w:cs="Times New Roman"/>
+        </w:rPr>
+        <w:t>:#993C1</w:t>
+      </w:r>
+      <w:proofErr w:type="gramStart"/>
+      <w:r>
+        <w:rPr>
+          <w:rFonts w:ascii="Times New Roman" w:hAnsi="Times New Roman" w:cs="Times New Roman"/>
+        </w:rPr>
+        <w:t>D,color</w:t>
+      </w:r>
+      <w:proofErr w:type="gramEnd"/>
+      <w:r>
+        <w:rPr>
+          <w:rFonts w:ascii="Times New Roman" w:hAnsi="Times New Roman" w:cs="Times New Roman"/>
+        </w:rPr>
+        <w:t>:#712B13</w:t>
       </w:r>
     </w:p>
     <w:sectPr>
